--- a/data/job-coach/bestow/resume-staff-backend-engineer.docx
+++ b/data/job-coach/bestow/resume-staff-backend-engineer.docx
@@ -3,238 +3,349 @@
 <w:document xmlns:wpc="http://schemas.microsoft.com/office/word/2010/wordprocessingCanvas" xmlns:mo="http://schemas.microsoft.com/office/mac/office/2008/main" xmlns:mc="http://schemas.openxmlformats.org/markup-compatibility/2006" xmlns:mv="urn:schemas-microsoft-com:mac:vml" xmlns:o="urn:schemas-microsoft-com:office:office" xmlns:r="http://schemas.openxmlformats.org/officeDocument/2006/relationships" xmlns:m="http://schemas.openxmlformats.org/officeDocument/2006/math" xmlns:v="urn:schemas-microsoft-com:vml" xmlns:wp14="http://schemas.microsoft.com/office/word/2010/wordprocessingDrawing" xmlns:wp="http://schemas.openxmlformats.org/drawingml/2006/wordprocessingDrawing" xmlns:w10="urn:schemas-microsoft-com:office:word" xmlns:w="http://schemas.openxmlformats.org/wordprocessingml/2006/main" xmlns:w14="http://schemas.microsoft.com/office/word/2010/wordml" xmlns:wpg="http://schemas.microsoft.com/office/word/2010/wordprocessingGroup" xmlns:wpi="http://schemas.microsoft.com/office/word/2010/wordprocessingInk" xmlns:wne="http://schemas.microsoft.com/office/word/2006/wordml" xmlns:wps="http://schemas.microsoft.com/office/word/2010/wordprocessingShape" mc:Ignorable="w14 wp14">
   <w:body>
     <w:p>
+      <w:pPr>
+        <w:jc w:val="center"/>
+      </w:pPr>
       <w:r>
+        <w:rPr>
+          <w:b/>
+          <w:sz w:val="28"/>
+        </w:rPr>
         <w:t>Ian Handley</w:t>
       </w:r>
     </w:p>
     <w:p>
       <w:pPr>
+        <w:spacing w:after="120"/>
         <w:jc w:val="center"/>
       </w:pPr>
       <w:r>
-        <w:t>(605) 415-2577 | ianhandley@gmail.com | linkedin.com/in/ianrhandley | Spanish Fork, UT</w:t>
+        <w:t>(605) 415-2577 | ianhandley@gmail.com | Spanish Fork, UT</w:t>
       </w:r>
     </w:p>
     <w:p>
       <w:r>
-        <w:t>Summary</w:t>
+        <w:t>linkedin.com/in/ianrhandley</w:t>
+      </w:r>
+    </w:p>
+    <w:p>
+      <w:pPr>
+        <w:pStyle w:val="Heading2"/>
+        <w:spacing w:before="240"/>
+      </w:pPr>
+      <w:r>
+        <w:t>SUMMARY</w:t>
       </w:r>
     </w:p>
     <w:p>
       <w:r>
-        <w:t>Senior Software Engineer with 20+ years building and owning backend systems and distributed architectures. Recent focus in Go on AWS and GCP, leading teams and improving reliability and delivery. Experience with AI-driven workflows (agents, MCP, RAG) applied to real-world troubleshooting and automation. Insurance domain background through healthcare claims processing platforms.</w:t>
-      </w:r>
-    </w:p>
-    <w:p>
-      <w:r>
-        <w:t>Skills</w:t>
+        <w:t>Senior Software Engineer with 20+ years building and owning backend systems and distributed architectures. Recent focus in Go and Python on GCP and AWS, with proven expertise in microservices, Kubernetes, and cloud-native platforms. Led teams improving reliability, delivery, and system observability. Actively exploring AI-driven workflows applied to real troubleshooting use cases.</w:t>
       </w:r>
     </w:p>
     <w:p>
       <w:pPr>
-        <w:jc w:val="center"/>
+        <w:pStyle w:val="Heading2"/>
+        <w:spacing w:before="240"/>
       </w:pPr>
       <w:r>
-        <w:t>Go, Python, C#, JavaScript | Distributed Systems, Microservices, Messaging | AWS, GCP, Azure | PostgreSQL, SQL Server | RabbitMQ, Docker, Kubernetes | APIs, LLMs, Agents, MCP, RAG | Team Leadership, Cross-functional Collaboration</w:t>
-      </w:r>
-    </w:p>
-    <w:p>
-      <w:r>
-        <w:t>Experience</w:t>
+        <w:t>CORE SKILLS</w:t>
       </w:r>
     </w:p>
     <w:p>
       <w:pPr>
+        <w:spacing w:after="120"/>
         <w:jc w:val="center"/>
       </w:pPr>
       <w:r>
-        <w:t>Senior Software Engineer | Equifax | Jan 2023 – Apr 2026 | Atlanta, GA/Remote</w:t>
-      </w:r>
-    </w:p>
-    <w:p>
-      <w:r>
-        <w:t>• Owned Go-based backend services supporting high-volume chargeback systems (~millions of transactions/month)</w:t>
-      </w:r>
-    </w:p>
-    <w:p>
-      <w:r>
-        <w:t>• Designed distributed systems across AWS and GCP improving system reliability and reducing incident frequency</w:t>
-      </w:r>
-    </w:p>
-    <w:p>
-      <w:r>
-        <w:t>• Led a team of engineers for 2 years, improving delivery timelines and reducing deployment friction</w:t>
-      </w:r>
-    </w:p>
-    <w:p>
-      <w:r>
-        <w:t>• Reduced troubleshooting time through improved internal tooling and diagnostics workflows</w:t>
-      </w:r>
-    </w:p>
-    <w:p>
-      <w:r>
-        <w:t>• Built AI agents and MCP integrations using OpenCode to automate internal workflows</w:t>
-      </w:r>
-    </w:p>
-    <w:p>
-      <w:r>
-        <w:t>• Explored RAG-based approaches for domain-specific troubleshooting and knowledge retrieval</w:t>
+        <w:t>Go, Python, C#, JavaScript, Distributed Systems, Microservices, gRPC, REST APIs, PostgreSQL, Messaging (RabbitMQ), GCP, Kubernetes, Docker, AWS, Azure, Protocol Buffers, System Design, APIs, LLMs, Agents, Team Leadership, Cross-functional Collaboration</w:t>
       </w:r>
     </w:p>
     <w:p>
       <w:pPr>
-        <w:jc w:val="center"/>
+        <w:pStyle w:val="Heading2"/>
+        <w:spacing w:before="240"/>
       </w:pPr>
       <w:r>
-        <w:t>Senior Software Engineer | Optilogic | Sep 2022 – Nov 2022 | American Fork, UT</w:t>
-      </w:r>
-    </w:p>
-    <w:p>
-      <w:r>
-        <w:t>• Developed microservices and APIs supporting supply chain optimization platforms</w:t>
-      </w:r>
-    </w:p>
-    <w:p>
-      <w:r>
-        <w:t>• Designed containerized services (Docker/Kubernetes) improving deployment consistency</w:t>
-      </w:r>
-    </w:p>
-    <w:p>
-      <w:r>
-        <w:t>• Implemented streaming data ingestion reducing memory usage during large file uploads</w:t>
-      </w:r>
-    </w:p>
-    <w:p>
-      <w:r>
-        <w:t>• Integrated backend systems with Postgres and Azure storage services</w:t>
+        <w:t>PROFESSIONAL EXPERIENCE</w:t>
       </w:r>
     </w:p>
     <w:p>
       <w:pPr>
+        <w:spacing w:before="120"/>
+      </w:pPr>
+      <w:r>
+        <w:rPr>
+          <w:b/>
+        </w:rPr>
+        <w:t>Equifax | Senior Software Engineer | Jan 2023 – Apr 2026 | Atlanta, GA/Remote</w:t>
+      </w:r>
+    </w:p>
+    <w:p>
+      <w:pPr>
+        <w:spacing w:after="120"/>
         <w:jc w:val="center"/>
       </w:pPr>
       <w:r>
-        <w:t>Senior Software Engineer | Nu Skin | Aug 2019 – Aug 2022 | Provo, UT/Remote</w:t>
+        <w:t>• Owned Go-based backend services supporting high-volume chargeback systems (~millions of transactions/month) with PostgreSQL</w:t>
       </w:r>
     </w:p>
     <w:p>
+      <w:pPr>
+        <w:pStyle w:val="ListBullet"/>
+      </w:pPr>
       <w:r>
-        <w:t>• Maintained messaging platform processing large-scale business-critical transactions</w:t>
+        <w:t>Designed and operated distributed systems across GCP and AWS, improving reliability and reducing incident frequency</w:t>
       </w:r>
     </w:p>
     <w:p>
+      <w:pPr>
+        <w:pStyle w:val="ListBullet"/>
+      </w:pPr>
       <w:r>
-        <w:t>• Re-architected validation systems using AWS improving scalability and reliability</w:t>
+        <w:t>Operated services on Kubernetes clusters in GCP, responsible for deployment and troubleshooting of workloads</w:t>
       </w:r>
     </w:p>
     <w:p>
+      <w:pPr>
+        <w:pStyle w:val="ListBullet"/>
+      </w:pPr>
+      <w:r>
+        <w:t>Led a team of engineers for 2 years, improving delivery timelines and system observability</w:t>
+      </w:r>
+    </w:p>
+    <w:p>
+      <w:pPr>
+        <w:pStyle w:val="ListBullet"/>
+      </w:pPr>
+      <w:r>
+        <w:t>Built and maintained internal observability tooling and diagnostics workflows for failure detection</w:t>
+      </w:r>
+    </w:p>
+    <w:p>
+      <w:pPr>
+        <w:pStyle w:val="ListBullet"/>
+      </w:pPr>
+      <w:r>
+        <w:t>Explored AI-driven approaches for automated troubleshooting and knowledge retrieval</w:t>
+      </w:r>
+    </w:p>
+    <w:p>
+      <w:pPr>
+        <w:spacing w:before="120"/>
+      </w:pPr>
+      <w:r>
+        <w:rPr>
+          <w:b/>
+        </w:rPr>
+        <w:t>Nu Skin | Senior Software Engineer | Aug 2019 – Aug 2022 | Provo, UT/Remote</w:t>
+      </w:r>
+    </w:p>
+    <w:p>
+      <w:pPr>
+        <w:pStyle w:val="ListBullet"/>
+      </w:pPr>
+      <w:r>
+        <w:t>Maintained distributed messaging platform processing large-scale business-critical transactions using RabbitMQ</w:t>
+      </w:r>
+    </w:p>
+    <w:p>
+      <w:pPr>
+        <w:pStyle w:val="ListBullet"/>
+      </w:pPr>
+      <w:r>
+        <w:t>Re-architected validation services on AWS improving scalability, reliability, and observability</w:t>
+      </w:r>
+    </w:p>
+    <w:p>
+      <w:pPr>
+        <w:spacing w:after="120"/>
+        <w:jc w:val="center"/>
+      </w:pPr>
       <w:r>
         <w:t>• Designed cross-platform messaging bridge (RocketMQ ↔ RabbitMQ) for international systems</w:t>
       </w:r>
     </w:p>
     <w:p>
+      <w:pPr>
+        <w:pStyle w:val="ListBullet"/>
+      </w:pPr>
       <w:r>
-        <w:t>• Collaborated with global teams (including China) to support production systems</w:t>
+        <w:t>Collaborated with global teams to support and troubleshoot production systems</w:t>
+      </w:r>
+    </w:p>
+    <w:p>
+      <w:pPr>
+        <w:pStyle w:val="ListBullet"/>
+      </w:pPr>
+      <w:r>
+        <w:t>Built Node.js backend tooling accelerating internal microservice development</w:t>
+      </w:r>
+    </w:p>
+    <w:p>
+      <w:pPr>
+        <w:spacing w:before="120"/>
+      </w:pPr>
+      <w:r>
+        <w:rPr>
+          <w:b/>
+        </w:rPr>
+        <w:t>Optilogic | Senior Software Engineer | Sep 2022 – Nov 2022 | American Fork, UT</w:t>
+      </w:r>
+    </w:p>
+    <w:p>
+      <w:pPr>
+        <w:pStyle w:val="ListBullet"/>
+      </w:pPr>
+      <w:r>
+        <w:t>Developed microservices and REST APIs supporting supply chain optimization platforms</w:t>
+      </w:r>
+    </w:p>
+    <w:p>
+      <w:pPr>
+        <w:pStyle w:val="ListBullet"/>
+      </w:pPr>
+      <w:r>
+        <w:t>Designed containerized services using Docker and Kubernetes improving deployment consistency and portability</w:t>
+      </w:r>
+    </w:p>
+    <w:p>
+      <w:pPr>
+        <w:pStyle w:val="ListBullet"/>
+      </w:pPr>
+      <w:r>
+        <w:t>Implemented streaming data ingestion patterns reducing memory overhead during large file processing</w:t>
+      </w:r>
+    </w:p>
+    <w:p>
+      <w:pPr>
+        <w:pStyle w:val="ListBullet"/>
+      </w:pPr>
+      <w:r>
+        <w:t>Integrated backend systems with PostgreSQL and cloud storage services</w:t>
+      </w:r>
+    </w:p>
+    <w:p>
+      <w:pPr>
+        <w:spacing w:before="120"/>
+      </w:pPr>
+      <w:r>
+        <w:rPr>
+          <w:b/>
+        </w:rPr>
+        <w:t>ActiveCare | System Engineer | May 2013 – Aug 2019 | Orem, UT</w:t>
+      </w:r>
+    </w:p>
+    <w:p>
+      <w:pPr>
+        <w:pStyle w:val="ListBullet"/>
+      </w:pPr>
+      <w:r>
+        <w:t>Architected distributed big-data platform processing millions of insurance claims for analytics</w:t>
+      </w:r>
+    </w:p>
+    <w:p>
+      <w:pPr>
+        <w:pStyle w:val="ListBullet"/>
+      </w:pPr>
+      <w:r>
+        <w:t>Designed ETL pipelines enabling large-scale data processing and transformation</w:t>
+      </w:r>
+    </w:p>
+    <w:p>
+      <w:pPr>
+        <w:pStyle w:val="ListBullet"/>
+      </w:pPr>
+      <w:r>
+        <w:t>Built low-latency microservices integrating multiple external systems</w:t>
+      </w:r>
+    </w:p>
+    <w:p>
+      <w:pPr>
+        <w:pStyle w:val="ListBullet"/>
+      </w:pPr>
+      <w:r>
+        <w:t>Led cross-functional integrations supporting production workflows</w:t>
+      </w:r>
+    </w:p>
+    <w:p>
+      <w:pPr>
+        <w:spacing w:before="120"/>
+      </w:pPr>
+      <w:r>
+        <w:rPr>
+          <w:b/>
+        </w:rPr>
+        <w:t>Computer Research, Inc. | Software Engineer | Jan 2002 – Aug 2005 | Denver, CO</w:t>
+      </w:r>
+    </w:p>
+    <w:p>
+      <w:pPr>
+        <w:pStyle w:val="ListBullet"/>
+      </w:pPr>
+      <w:r>
+        <w:t>Built backend systems supporting trading platforms using SQL Server and relational databases</w:t>
+      </w:r>
+    </w:p>
+    <w:p>
+      <w:pPr>
+        <w:pStyle w:val="ListBullet"/>
+      </w:pPr>
+      <w:r>
+        <w:t>Developed web applications and internal tools improving team productivity</w:t>
+      </w:r>
+    </w:p>
+    <w:p>
+      <w:pPr>
+        <w:pStyle w:val="ListBullet"/>
+      </w:pPr>
+      <w:r>
+        <w:t>Led system redesign and training initiatives</w:t>
+      </w:r>
+    </w:p>
+    <w:p>
+      <w:pPr>
+        <w:spacing w:before="120"/>
+      </w:pPr>
+      <w:r>
+        <w:rPr>
+          <w:b/>
+        </w:rPr>
+        <w:t>United States Air Force | Data Integrity Analyst | Jul 2008 – Oct 2011 | Ellsworth AFB, SD</w:t>
+      </w:r>
+    </w:p>
+    <w:p>
+      <w:pPr>
+        <w:pStyle w:val="ListBullet"/>
+      </w:pPr>
+      <w:r>
+        <w:t>Improved data accuracy and reliability through system-wide initiatives</w:t>
+      </w:r>
+    </w:p>
+    <w:p>
+      <w:pPr>
+        <w:pStyle w:val="ListBullet"/>
+      </w:pPr>
+      <w:r>
+        <w:t>Automated reporting workflows enhancing operational data reliability</w:t>
+      </w:r>
+    </w:p>
+    <w:p>
+      <w:pPr>
+        <w:pStyle w:val="Heading2"/>
+        <w:spacing w:before="240"/>
+      </w:pPr>
+      <w:r>
+        <w:t>EDUCATION</w:t>
       </w:r>
     </w:p>
     <w:p>
       <w:r>
-        <w:t>• Built Node.js tooling accelerating internal microservice development</w:t>
-      </w:r>
-    </w:p>
-    <w:p>
-      <w:pPr>
-        <w:jc w:val="center"/>
-      </w:pPr>
-      <w:r>
-        <w:t>System Engineer | ActiveCare | May 2013 – Aug 2019 | Orem, UT</w:t>
+        <w:t>University of Colorado, Denver | Bachelor's Degree in Sociology</w:t>
       </w:r>
     </w:p>
     <w:p>
       <w:r>
-        <w:t>• Architected big-data platform processing millions of insurance claims for healthcare insights</w:t>
-      </w:r>
-    </w:p>
-    <w:p>
-      <w:r>
-        <w:t>• Designed ETL pipelines (R, Talend, SSIS) enabling large-scale data processing</w:t>
-      </w:r>
-    </w:p>
-    <w:p>
-      <w:r>
-        <w:t>• Built low-latency services integrating Salesforce, web systems, and medical devices</w:t>
-      </w:r>
-    </w:p>
-    <w:p>
-      <w:r>
-        <w:t>• Led Salesforce integrations supporting e-commerce and patient workflows</w:t>
-      </w:r>
-    </w:p>
-    <w:p>
-      <w:pPr>
-        <w:jc w:val="center"/>
-      </w:pPr>
-      <w:r>
-        <w:t>Data Integrity Analyst | United States Air Force | Jul 2008 – Oct 2011 | Ellsworth AFB, SD</w:t>
-      </w:r>
-    </w:p>
-    <w:p>
-      <w:r>
-        <w:t>• Improved aircraft maintenance data accuracy through system-wide data integrity initiatives</w:t>
-      </w:r>
-    </w:p>
-    <w:p>
-      <w:r>
-        <w:t>• Automated reporting workflows using VBA and Excel under constrained environments</w:t>
-      </w:r>
-    </w:p>
-    <w:p>
-      <w:r>
-        <w:t>• Enhanced reliability of operational data used for maintenance decisions</w:t>
-      </w:r>
-    </w:p>
-    <w:p>
-      <w:pPr>
-        <w:jc w:val="center"/>
-      </w:pPr>
-      <w:r>
-        <w:t>Software Engineer | Computer Research, Inc. | Jan 2002 – Aug 2005 | Denver, CO</w:t>
-      </w:r>
-    </w:p>
-    <w:p>
-      <w:r>
-        <w:t>• Built financial systems supporting trading platforms using SQL Server</w:t>
-      </w:r>
-    </w:p>
-    <w:p>
-      <w:r>
-        <w:t>• Developed internal web applications and tools improving team productivity</w:t>
-      </w:r>
-    </w:p>
-    <w:p>
-      <w:r>
-        <w:t>• Led redesign of company web systems and trained staff on new tools</w:t>
-      </w:r>
-    </w:p>
-    <w:p>
-      <w:r>
-        <w:t>Education</w:t>
-      </w:r>
-    </w:p>
-    <w:p>
-      <w:pPr>
-        <w:jc w:val="center"/>
-      </w:pPr>
-      <w:r>
-        <w:t>Bachelor's Degree, Sociology | University of Colorado, Denver</w:t>
-      </w:r>
-    </w:p>
-    <w:p>
-      <w:pPr>
-        <w:jc w:val="center"/>
-      </w:pPr>
-      <w:r>
-        <w:t>Associate of Applied Science, Avionics | Community College of the Air Force</w:t>
+        <w:t>Community College of the Air Force | Associate of Applied Science in Avionics</w:t>
       </w:r>
     </w:p>
     <w:sectPr>
